--- a/resumes/lin_wei.docx
+++ b/resumes/lin_wei.docx
@@ -12,12 +12,12 @@
     </w:p>
     <w:p>
       <w:r>
-        <w:t>Machine Learning Engineer</w:t>
+        <w:t>Data Scientist</w:t>
       </w:r>
     </w:p>
     <w:p>
       <w:r>
-        <w:t>lin.wei@example.com</w:t>
+        <w:t>Singapore | lin.wei@example.com | +1-555-0105</w:t>
       </w:r>
     </w:p>
     <w:p>
@@ -25,12 +25,12 @@
         <w:pStyle w:val="Heading1"/>
       </w:pPr>
       <w:r>
-        <w:t>Summary</w:t>
+        <w:t>Professional Summary</w:t>
       </w:r>
     </w:p>
     <w:p>
       <w:r>
-        <w:t>ML engineer deploying Python models to production at scale.</w:t>
+        <w:t>Data Scientist with 6+ years of experience specialising in Python, PyTorch, scikit-learn. Track record of delivering reliable, measurable results in production systems.</w:t>
       </w:r>
     </w:p>
     <w:p>
@@ -38,12 +38,79 @@
         <w:pStyle w:val="Heading1"/>
       </w:pPr>
       <w:r>
-        <w:t>Skills</w:t>
+        <w:t>Technical Skills</w:t>
       </w:r>
     </w:p>
     <w:p>
+      <w:pPr>
+        <w:pStyle w:val="ListBullet"/>
+      </w:pPr>
       <w:r>
-        <w:t>Python, TensorFlow, Docker, Kubernetes, Airflow</w:t>
+        <w:t>Python</w:t>
+      </w:r>
+    </w:p>
+    <w:p>
+      <w:pPr>
+        <w:pStyle w:val="ListBullet"/>
+      </w:pPr>
+      <w:r>
+        <w:t>PyTorch</w:t>
+      </w:r>
+    </w:p>
+    <w:p>
+      <w:pPr>
+        <w:pStyle w:val="ListBullet"/>
+      </w:pPr>
+      <w:r>
+        <w:t>scikit-learn</w:t>
+      </w:r>
+    </w:p>
+    <w:p>
+      <w:pPr>
+        <w:pStyle w:val="ListBullet"/>
+      </w:pPr>
+      <w:r>
+        <w:t>pandas</w:t>
+      </w:r>
+    </w:p>
+    <w:p>
+      <w:pPr>
+        <w:pStyle w:val="ListBullet"/>
+      </w:pPr>
+      <w:r>
+        <w:t>SQL</w:t>
+      </w:r>
+    </w:p>
+    <w:p>
+      <w:pPr>
+        <w:pStyle w:val="ListBullet"/>
+      </w:pPr>
+      <w:r>
+        <w:t>Machine Learning</w:t>
+      </w:r>
+    </w:p>
+    <w:p>
+      <w:pPr>
+        <w:pStyle w:val="ListBullet"/>
+      </w:pPr>
+      <w:r>
+        <w:t>Airflow</w:t>
+      </w:r>
+    </w:p>
+    <w:p>
+      <w:pPr>
+        <w:pStyle w:val="ListBullet"/>
+      </w:pPr>
+      <w:r>
+        <w:t>NLP</w:t>
+      </w:r>
+    </w:p>
+    <w:p>
+      <w:pPr>
+        <w:pStyle w:val="ListBullet"/>
+      </w:pPr>
+      <w:r>
+        <w:t>TensorFlow</w:t>
       </w:r>
     </w:p>
     <w:p>
@@ -51,7 +118,12 @@
         <w:pStyle w:val="Heading1"/>
       </w:pPr>
       <w:r>
-        <w:t>Experience</w:t>
+        <w:t>Work Experience</w:t>
+      </w:r>
+    </w:p>
+    <w:p>
+      <w:r>
+        <w:t>Applied Scientist, Loop (2025 - Present)</w:t>
       </w:r>
     </w:p>
     <w:p>
@@ -59,7 +131,7 @@
         <w:pStyle w:val="ListBullet"/>
       </w:pPr>
       <w:r>
-        <w:t>ML Engineer, Vision Corp (2020-2025): productionised computer-vision models.</w:t>
+        <w:t>Built and deployed SQL models improving prediction accuracy by 30%.</w:t>
       </w:r>
     </w:p>
     <w:p>
@@ -67,7 +139,54 @@
         <w:pStyle w:val="ListBullet"/>
       </w:pPr>
       <w:r>
-        <w:t>Research Assistant, State University (2018-2020): published 2 papers.</w:t>
+        <w:t>Productionised SQL pipelines serving 4M inferences per day.</w:t>
+      </w:r>
+    </w:p>
+    <w:p>
+      <w:r>
+        <w:t>Machine Learning Engineer, Insight AI (2020 - 2025)</w:t>
+      </w:r>
+    </w:p>
+    <w:p>
+      <w:pPr>
+        <w:pStyle w:val="ListBullet"/>
+      </w:pPr>
+      <w:r>
+        <w:t>Productionised SQL pipelines serving 8M inferences per day.</w:t>
+      </w:r>
+    </w:p>
+    <w:p>
+      <w:pPr>
+        <w:pStyle w:val="ListBullet"/>
+      </w:pPr>
+      <w:r>
+        <w:t>Led feature engineering with TensorFlow and Python across 9 data sources.</w:t>
+      </w:r>
+    </w:p>
+    <w:p>
+      <w:pPr>
+        <w:pStyle w:val="Heading1"/>
+      </w:pPr>
+      <w:r>
+        <w:t>Projects</w:t>
+      </w:r>
+    </w:p>
+    <w:p>
+      <w:r>
+        <w:t>Resume Screener: NLP classifier built with TensorFlow and NLP.</w:t>
+      </w:r>
+    </w:p>
+    <w:p>
+      <w:pPr>
+        <w:pStyle w:val="Heading1"/>
+      </w:pPr>
+      <w:r>
+        <w:t>Education</w:t>
+      </w:r>
+    </w:p>
+    <w:p>
+      <w:r>
+        <w:t>M.S. in Statistics, Tech Institute of Engineering (2020)</w:t>
       </w:r>
     </w:p>
     <w:sectPr>

--- a/resumes/lin_wei.docx
+++ b/resumes/lin_wei.docx
@@ -12,12 +12,12 @@
     </w:p>
     <w:p>
       <w:r>
-        <w:t>Data Scientist</w:t>
+        <w:t>Machine Learning Engineer</w:t>
       </w:r>
     </w:p>
     <w:p>
       <w:r>
-        <w:t>Singapore | lin.wei@example.com | +1-555-0105</w:t>
+        <w:t>Bengaluru, India | lin.wei@example.com | +1-555-0105</w:t>
       </w:r>
     </w:p>
     <w:p>
@@ -25,12 +25,12 @@
         <w:pStyle w:val="Heading1"/>
       </w:pPr>
       <w:r>
-        <w:t>Professional Summary</w:t>
+        <w:t>PROFILE</w:t>
       </w:r>
     </w:p>
     <w:p>
       <w:r>
-        <w:t>Data Scientist with 6+ years of experience specialising in Python, PyTorch, scikit-learn. Track record of delivering reliable, measurable results in production systems.</w:t>
+        <w:t>Machine Learning Engineer with 6+ years of experience specialising in Python, PyTorch, scikit-learn. Track record of delivering reliable, measurable results in production systems.</w:t>
       </w:r>
     </w:p>
     <w:p>
@@ -38,7 +38,25 @@
         <w:pStyle w:val="Heading1"/>
       </w:pPr>
       <w:r>
-        <w:t>Technical Skills</w:t>
+        <w:t>CORE COMPETENCIES</w:t>
+      </w:r>
+    </w:p>
+    <w:p>
+      <w:r>
+        <w:t>Python, PyTorch, scikit-learn, pandas, SQL, Machine Learning, Airflow, NLP</w:t>
+      </w:r>
+    </w:p>
+    <w:p>
+      <w:pPr>
+        <w:pStyle w:val="Heading1"/>
+      </w:pPr>
+      <w:r>
+        <w:t>EMPLOYMENT HISTORY</w:t>
+      </w:r>
+    </w:p>
+    <w:p>
+      <w:r>
+        <w:t>Data Scientist, Mosaic Travel (2023 - Present)</w:t>
       </w:r>
     </w:p>
     <w:p>
@@ -46,7 +64,7 @@
         <w:pStyle w:val="ListBullet"/>
       </w:pPr>
       <w:r>
-        <w:t>Python</w:t>
+        <w:t>Built and deployed Airflow models improving prediction accuracy by 20%.</w:t>
       </w:r>
     </w:p>
     <w:p>
@@ -54,84 +72,12 @@
         <w:pStyle w:val="ListBullet"/>
       </w:pPr>
       <w:r>
-        <w:t>PyTorch</w:t>
-      </w:r>
-    </w:p>
-    <w:p>
-      <w:pPr>
-        <w:pStyle w:val="ListBullet"/>
-      </w:pPr>
-      <w:r>
-        <w:t>scikit-learn</w:t>
-      </w:r>
-    </w:p>
-    <w:p>
-      <w:pPr>
-        <w:pStyle w:val="ListBullet"/>
-      </w:pPr>
-      <w:r>
-        <w:t>pandas</w:t>
-      </w:r>
-    </w:p>
-    <w:p>
-      <w:pPr>
-        <w:pStyle w:val="ListBullet"/>
-      </w:pPr>
-      <w:r>
-        <w:t>SQL</w:t>
-      </w:r>
-    </w:p>
-    <w:p>
-      <w:pPr>
-        <w:pStyle w:val="ListBullet"/>
-      </w:pPr>
-      <w:r>
-        <w:t>Machine Learning</w:t>
-      </w:r>
-    </w:p>
-    <w:p>
-      <w:pPr>
-        <w:pStyle w:val="ListBullet"/>
-      </w:pPr>
-      <w:r>
-        <w:t>Airflow</w:t>
-      </w:r>
-    </w:p>
-    <w:p>
-      <w:pPr>
-        <w:pStyle w:val="ListBullet"/>
-      </w:pPr>
-      <w:r>
-        <w:t>NLP</w:t>
-      </w:r>
-    </w:p>
-    <w:p>
-      <w:pPr>
-        <w:pStyle w:val="ListBullet"/>
-      </w:pPr>
-      <w:r>
-        <w:t>TensorFlow</w:t>
-      </w:r>
-    </w:p>
-    <w:p>
-      <w:pPr>
-        <w:pStyle w:val="Heading1"/>
-      </w:pPr>
-      <w:r>
-        <w:t>Work Experience</w:t>
+        <w:t>Shipped an A/B-tested recommendation system using Python and scikit-learn.</w:t>
       </w:r>
     </w:p>
     <w:p>
       <w:r>
-        <w:t>Applied Scientist, Loop (2025 - Present)</w:t>
-      </w:r>
-    </w:p>
-    <w:p>
-      <w:pPr>
-        <w:pStyle w:val="ListBullet"/>
-      </w:pPr>
-      <w:r>
-        <w:t>Built and deployed SQL models improving prediction accuracy by 30%.</w:t>
+        <w:t>Applied Scientist, Bright Apps (2020 - 2023)</w:t>
       </w:r>
     </w:p>
     <w:p>
@@ -143,24 +89,11 @@
       </w:r>
     </w:p>
     <w:p>
-      <w:r>
-        <w:t>Machine Learning Engineer, Insight AI (2020 - 2025)</w:t>
-      </w:r>
-    </w:p>
-    <w:p>
       <w:pPr>
         <w:pStyle w:val="ListBullet"/>
       </w:pPr>
       <w:r>
-        <w:t>Productionised SQL pipelines serving 8M inferences per day.</w:t>
-      </w:r>
-    </w:p>
-    <w:p>
-      <w:pPr>
-        <w:pStyle w:val="ListBullet"/>
-      </w:pPr>
-      <w:r>
-        <w:t>Led feature engineering with TensorFlow and Python across 9 data sources.</w:t>
+        <w:t>Led feature engineering with pandas and Machine Learning across 5 data sources.</w:t>
       </w:r>
     </w:p>
     <w:p>
@@ -168,12 +101,12 @@
         <w:pStyle w:val="Heading1"/>
       </w:pPr>
       <w:r>
-        <w:t>Projects</w:t>
+        <w:t>KEY PROJECTS</w:t>
       </w:r>
     </w:p>
     <w:p>
       <w:r>
-        <w:t>Resume Screener: NLP classifier built with TensorFlow and NLP.</w:t>
+        <w:t>Resume Screener: NLP classifier built with Airflow and SQL.</w:t>
       </w:r>
     </w:p>
     <w:p>
@@ -181,12 +114,12 @@
         <w:pStyle w:val="Heading1"/>
       </w:pPr>
       <w:r>
-        <w:t>Education</w:t>
+        <w:t>EDUCATION &amp; TRAINING</w:t>
       </w:r>
     </w:p>
     <w:p>
       <w:r>
-        <w:t>M.S. in Statistics, Tech Institute of Engineering (2020)</w:t>
+        <w:t>Master of Science in Computer Science, Northfield College (2020)</w:t>
       </w:r>
     </w:p>
     <w:sectPr>
